--- a/eyes/worksheets/bojie-trace.docx
+++ b/eyes/worksheets/bojie-trace.docx
@@ -2,53 +2,135 @@
 <file path=word/document.xml><?xml version="1.0" encoding="utf-8"?>
 <w:document xmlns:wpc="http://schemas.microsoft.com/office/word/2010/wordprocessingCanvas" xmlns:mo="http://schemas.microsoft.com/office/mac/office/2008/main" xmlns:mc="http://schemas.openxmlformats.org/markup-compatibility/2006" xmlns:mv="urn:schemas-microsoft-com:mac:vml" xmlns:o="urn:schemas-microsoft-com:office:office" xmlns:r="http://schemas.openxmlformats.org/officeDocument/2006/relationships" xmlns:m="http://schemas.openxmlformats.org/officeDocument/2006/math" xmlns:v="urn:schemas-microsoft-com:vml" xmlns:wp14="http://schemas.microsoft.com/office/word/2010/wordprocessingDrawing" xmlns:wp="http://schemas.openxmlformats.org/drawingml/2006/wordprocessingDrawing" xmlns:w10="urn:schemas-microsoft-com:office:word" xmlns:w="http://schemas.openxmlformats.org/wordprocessingml/2006/main" xmlns:w14="http://schemas.microsoft.com/office/word/2010/wordml" xmlns:wpg="http://schemas.microsoft.com/office/word/2010/wordprocessingGroup" xmlns:wpi="http://schemas.microsoft.com/office/word/2010/wordprocessingInk" xmlns:wne="http://schemas.microsoft.com/office/word/2006/wordml" xmlns:wps="http://schemas.microsoft.com/office/word/2010/wordprocessingShape" mc:Ignorable="w14 wp14">
   <w:body>
+    <w:tbl>
+      <w:tblPr>
+        <w:tblW w:type="auto" w:w="0"/>
+        <w:jc w:val="center"/>
+        <w:tblLook w:firstColumn="1" w:firstRow="1" w:lastColumn="0" w:lastRow="0" w:noHBand="0" w:noVBand="1" w:val="04A0"/>
+        <w:tblBorders>
+          <w:top w:val="none"/>
+          <w:left w:val="none"/>
+          <w:bottom w:val="none"/>
+          <w:right w:val="none"/>
+          <w:insideH w:val="none"/>
+          <w:insideV w:val="none"/>
+        </w:tblBorders>
+      </w:tblPr>
+      <w:tblGrid>
+        <w:gridCol w:w="5270"/>
+        <w:gridCol w:w="5270"/>
+      </w:tblGrid>
+      <w:tr>
+        <w:tc>
+          <w:tcPr>
+            <w:tcW w:type="dxa" w:w="7597"/>
+            <w:shd w:val="clear" w:fill="0E6B61"/>
+          </w:tcPr>
+          <w:p>
+            <w:r/>
+            <w:r>
+              <w:rPr>
+                <w:rFonts w:ascii="微軟正黑體" w:hAnsi="微軟正黑體" w:eastAsia="微軟正黑體"/>
+                <w:b/>
+                <w:color w:val="FFE09A"/>
+                <w:sz w:val="24"/>
+              </w:rPr>
+              <w:t>🚂🔦 光線特勤隊 · 任務三</w:t>
+            </w:r>
+          </w:p>
+          <w:p>
+            <w:r>
+              <w:rPr>
+                <w:rFonts w:ascii="微軟正黑體" w:hAnsi="微軟正黑體" w:eastAsia="微軟正黑體"/>
+                <w:b/>
+                <w:color w:val="FFFFFF"/>
+                <w:sz w:val="44"/>
+              </w:rPr>
+              <w:t>顏色是光給的</w:t>
+            </w:r>
+          </w:p>
+          <w:p>
+            <w:r>
+              <w:rPr>
+                <w:rFonts w:ascii="微軟正黑體" w:hAnsi="微軟正黑體" w:eastAsia="微軟正黑體"/>
+                <w:b w:val="0"/>
+                <w:color w:val="CFECE8"/>
+                <w:sz w:val="24"/>
+              </w:rPr>
+              <w:t>描一描 · 點點頭</w:t>
+            </w:r>
+          </w:p>
+        </w:tc>
+        <w:tc>
+          <w:tcPr>
+            <w:tcW w:type="dxa" w:w="2268"/>
+            <w:shd w:val="clear" w:fill="0E6B61"/>
+          </w:tcPr>
+          <w:p>
+            <w:pPr>
+              <w:jc w:val="center"/>
+            </w:pPr>
+            <w:r/>
+            <w:r>
+              <w:drawing>
+                <wp:inline xmlns:a="http://schemas.openxmlformats.org/drawingml/2006/main" xmlns:pic="http://schemas.openxmlformats.org/drawingml/2006/picture">
+                  <wp:extent cx="936000" cy="936000"/>
+                  <wp:docPr id="1" name="Picture 1"/>
+                  <wp:cNvGraphicFramePr>
+                    <a:graphicFrameLocks noChangeAspect="1"/>
+                  </wp:cNvGraphicFramePr>
+                  <a:graphic>
+                    <a:graphicData uri="http://schemas.openxmlformats.org/drawingml/2006/picture">
+                      <pic:pic>
+                        <pic:nvPicPr>
+                          <pic:cNvPr id="0" name="qr_game.png"/>
+                          <pic:cNvPicPr/>
+                        </pic:nvPicPr>
+                        <pic:blipFill>
+                          <a:blip r:embed="rId9"/>
+                          <a:stretch>
+                            <a:fillRect/>
+                          </a:stretch>
+                        </pic:blipFill>
+                        <pic:spPr>
+                          <a:xfrm>
+                            <a:off x="0" y="0"/>
+                            <a:ext cx="936000" cy="936000"/>
+                          </a:xfrm>
+                          <a:prstGeom prst="rect"/>
+                        </pic:spPr>
+                      </pic:pic>
+                    </a:graphicData>
+                  </a:graphic>
+                </wp:inline>
+              </w:drawing>
+            </w:r>
+          </w:p>
+          <w:p>
+            <w:pPr>
+              <w:jc w:val="center"/>
+            </w:pPr>
+            <w:r>
+              <w:rPr>
+                <w:rFonts w:ascii="微軟正黑體" w:hAnsi="微軟正黑體" w:eastAsia="微軟正黑體"/>
+                <w:b/>
+                <w:color w:val="FFFFFF"/>
+                <w:sz w:val="20"/>
+              </w:rPr>
+              <w:t>掃我玩實驗</w:t>
+            </w:r>
+          </w:p>
+        </w:tc>
+      </w:tr>
+    </w:tbl>
     <w:p>
       <w:pPr>
-        <w:spacing w:after="20" w:before="0" w:line="324" w:lineRule="auto"/>
-        <w:jc w:val="center"/>
+        <w:spacing w:after="80" w:before="0" w:line="312" w:lineRule="auto"/>
       </w:pPr>
-      <w:r>
-        <w:rPr>
-          <w:rFonts w:ascii="微軟正黑體" w:hAnsi="微軟正黑體" w:eastAsia="微軟正黑體"/>
-          <w:b w:val="0"/>
-          <w:color w:val="0E6B61"/>
-          <w:sz w:val="24"/>
-        </w:rPr>
-        <w:t>光線特勤隊 · 任務三</w:t>
-      </w:r>
     </w:p>
     <w:p>
       <w:pPr>
-        <w:spacing w:after="40" w:before="0" w:line="324" w:lineRule="auto"/>
-        <w:jc w:val="center"/>
-      </w:pPr>
-      <w:r>
-        <w:rPr>
-          <w:rFonts w:ascii="微軟正黑體" w:hAnsi="微軟正黑體" w:eastAsia="微軟正黑體"/>
-          <w:b/>
-          <w:sz w:val="48"/>
-        </w:rPr>
-        <w:t>顏色是光給的</w:t>
-      </w:r>
-    </w:p>
-    <w:p>
-      <w:pPr>
-        <w:spacing w:after="120" w:before="0" w:line="324" w:lineRule="auto"/>
-        <w:jc w:val="center"/>
-      </w:pPr>
-      <w:r>
-        <w:rPr>
-          <w:rFonts w:ascii="微軟正黑體" w:hAnsi="微軟正黑體" w:eastAsia="微軟正黑體"/>
-          <w:b w:val="0"/>
-          <w:color w:val="666666"/>
-          <w:sz w:val="26"/>
-        </w:rPr>
-        <w:t>描一描 · 點點頭（給乙班使用）</w:t>
-      </w:r>
-    </w:p>
-    <w:p>
-      <w:pPr>
-        <w:spacing w:after="160" w:before="0" w:line="324" w:lineRule="auto"/>
+        <w:spacing w:after="160" w:before="0" w:line="312" w:lineRule="auto"/>
       </w:pPr>
       <w:r>
         <w:rPr>
@@ -66,17 +148,18 @@
         <w:tblLook w:firstColumn="1" w:firstRow="1" w:lastColumn="0" w:lastRow="0" w:noHBand="0" w:noVBand="1" w:val="04A0"/>
       </w:tblPr>
       <w:tblGrid>
-        <w:gridCol w:w="10426"/>
+        <w:gridCol w:w="10540"/>
       </w:tblGrid>
       <w:tr>
         <w:tc>
           <w:tcPr>
             <w:tcW w:type="dxa" w:w="9638"/>
             <w:shd w:val="clear" w:fill="1F9E98"/>
+            <w:vAlign w:val="center"/>
           </w:tcPr>
           <w:p>
             <w:pPr>
-              <w:spacing w:after="40"/>
+              <w:spacing w:after="40" w:line="264" w:lineRule="auto"/>
             </w:pPr>
             <w:r/>
             <w:r>
@@ -86,7 +169,7 @@
                 <w:color w:val="FFFFFF"/>
                 <w:sz w:val="30"/>
               </w:rPr>
-              <w:t xml:space="preserve">　✏️ 第一關：描一描（跟著淺色的字，慢慢描）</w:t>
+              <w:t xml:space="preserve">　✏️ 第一關：描一描（跟著淺色的字慢慢描）</w:t>
             </w:r>
           </w:p>
         </w:tc>
@@ -94,13 +177,12 @@
     </w:tbl>
     <w:p>
       <w:pPr>
-        <w:spacing w:after="120" w:before="0" w:line="324" w:lineRule="auto"/>
+        <w:spacing w:after="120" w:before="0" w:line="312" w:lineRule="auto"/>
       </w:pPr>
     </w:p>
     <w:p>
       <w:pPr>
         <w:spacing w:after="200"/>
-        <w:jc w:val="left"/>
       </w:pPr>
       <w:r>
         <w:rPr>
@@ -115,7 +197,6 @@
     <w:p>
       <w:pPr>
         <w:spacing w:after="200"/>
-        <w:jc w:val="left"/>
       </w:pPr>
       <w:r>
         <w:rPr>
@@ -130,7 +211,6 @@
     <w:p>
       <w:pPr>
         <w:spacing w:after="200"/>
-        <w:jc w:val="left"/>
       </w:pPr>
       <w:r>
         <w:rPr>
@@ -145,7 +225,6 @@
     <w:p>
       <w:pPr>
         <w:spacing w:after="200"/>
-        <w:jc w:val="left"/>
       </w:pPr>
       <w:r>
         <w:rPr>
@@ -155,20 +234,6 @@
           <w:sz w:val="88"/>
         </w:rPr>
         <w:t xml:space="preserve">　藍　藍　藍　藍　藍　藍</w:t>
-      </w:r>
-    </w:p>
-    <w:p>
-      <w:pPr>
-        <w:spacing w:after="40" w:before="0" w:line="324" w:lineRule="auto"/>
-      </w:pPr>
-      <w:r>
-        <w:rPr>
-          <w:rFonts w:ascii="微軟正黑體" w:hAnsi="微軟正黑體" w:eastAsia="微軟正黑體"/>
-          <w:b w:val="0"/>
-          <w:color w:val="FFFFFF"/>
-          <w:sz w:val="2"/>
-        </w:rPr>
-        <w:t>顏 色 是 光 給 的</w:t>
       </w:r>
     </w:p>
     <w:p>
@@ -192,17 +257,18 @@
         <w:tblLook w:firstColumn="1" w:firstRow="1" w:lastColumn="0" w:lastRow="0" w:noHBand="0" w:noVBand="1" w:val="04A0"/>
       </w:tblPr>
       <w:tblGrid>
-        <w:gridCol w:w="10426"/>
+        <w:gridCol w:w="10540"/>
       </w:tblGrid>
       <w:tr>
         <w:tc>
           <w:tcPr>
             <w:tcW w:type="dxa" w:w="9638"/>
             <w:shd w:val="clear" w:fill="B85C1A"/>
+            <w:vAlign w:val="center"/>
           </w:tcPr>
           <w:p>
             <w:pPr>
-              <w:spacing w:after="40"/>
+              <w:spacing w:after="40" w:line="264" w:lineRule="auto"/>
             </w:pPr>
             <w:r/>
             <w:r>
@@ -220,7 +286,7 @@
     </w:tbl>
     <w:p>
       <w:pPr>
-        <w:spacing w:after="160" w:before="0" w:line="324" w:lineRule="auto"/>
+        <w:spacing w:after="160" w:before="0" w:line="312" w:lineRule="auto"/>
       </w:pPr>
       <w:r>
         <w:rPr>
@@ -239,36 +305,39 @@
         <w:tblLook w:firstColumn="1" w:firstRow="1" w:lastColumn="0" w:lastRow="0" w:noHBand="0" w:noVBand="1" w:val="04A0"/>
       </w:tblPr>
       <w:tblGrid>
-        <w:gridCol w:w="5213"/>
-        <w:gridCol w:w="5213"/>
+        <w:gridCol w:w="5270"/>
+        <w:gridCol w:w="5270"/>
       </w:tblGrid>
       <w:tr>
         <w:tc>
           <w:tcPr>
             <w:tcW w:type="dxa" w:w="6236"/>
+            <w:vAlign w:val="center"/>
           </w:tcPr>
           <w:p>
             <w:pPr>
-              <w:spacing w:after="40"/>
+              <w:spacing w:after="40" w:line="264" w:lineRule="auto"/>
             </w:pPr>
             <w:r/>
             <w:r>
               <w:rPr>
                 <w:rFonts w:ascii="微軟正黑體" w:hAnsi="微軟正黑體" w:eastAsia="微軟正黑體"/>
                 <w:b/>
+                <w:color w:val="000000"/>
                 <w:sz w:val="34"/>
               </w:rPr>
-              <w:t>紅色還會亮嗎？</w:t>
+              <w:t>🔴 紅色還會亮嗎？</w:t>
             </w:r>
           </w:p>
         </w:tc>
         <w:tc>
           <w:tcPr>
             <w:tcW w:type="dxa" w:w="3402"/>
+            <w:vAlign w:val="center"/>
           </w:tcPr>
           <w:p>
             <w:pPr>
-              <w:spacing w:after="40"/>
+              <w:spacing w:after="40" w:line="264" w:lineRule="auto"/>
               <w:jc w:val="center"/>
             </w:pPr>
             <w:r/>
@@ -276,9 +345,10 @@
               <w:rPr>
                 <w:rFonts w:ascii="微軟正黑體" w:hAnsi="微軟正黑體" w:eastAsia="微軟正黑體"/>
                 <w:b w:val="0"/>
+                <w:color w:val="000000"/>
                 <w:sz w:val="44"/>
               </w:rPr>
-              <w:t>👍 / 👎</w:t>
+              <w:t>👍 ／ 👎</w:t>
             </w:r>
           </w:p>
         </w:tc>
@@ -287,29 +357,32 @@
         <w:tc>
           <w:tcPr>
             <w:tcW w:type="dxa" w:w="6236"/>
+            <w:vAlign w:val="center"/>
           </w:tcPr>
           <w:p>
             <w:pPr>
-              <w:spacing w:after="40"/>
+              <w:spacing w:after="40" w:line="264" w:lineRule="auto"/>
             </w:pPr>
             <w:r/>
             <w:r>
               <w:rPr>
                 <w:rFonts w:ascii="微軟正黑體" w:hAnsi="微軟正黑體" w:eastAsia="微軟正黑體"/>
                 <w:b/>
+                <w:color w:val="000000"/>
                 <w:sz w:val="34"/>
               </w:rPr>
-              <w:t>綠色不見了嗎？</w:t>
+              <w:t>🟢 綠色不見了嗎？</w:t>
             </w:r>
           </w:p>
         </w:tc>
         <w:tc>
           <w:tcPr>
             <w:tcW w:type="dxa" w:w="3402"/>
+            <w:vAlign w:val="center"/>
           </w:tcPr>
           <w:p>
             <w:pPr>
-              <w:spacing w:after="40"/>
+              <w:spacing w:after="40" w:line="264" w:lineRule="auto"/>
               <w:jc w:val="center"/>
             </w:pPr>
             <w:r/>
@@ -317,9 +390,10 @@
               <w:rPr>
                 <w:rFonts w:ascii="微軟正黑體" w:hAnsi="微軟正黑體" w:eastAsia="微軟正黑體"/>
                 <w:b w:val="0"/>
+                <w:color w:val="000000"/>
                 <w:sz w:val="44"/>
               </w:rPr>
-              <w:t>👍 / 👎</w:t>
+              <w:t>👍 ／ 👎</w:t>
             </w:r>
           </w:p>
         </w:tc>
@@ -328,29 +402,32 @@
         <w:tc>
           <w:tcPr>
             <w:tcW w:type="dxa" w:w="6236"/>
+            <w:vAlign w:val="center"/>
           </w:tcPr>
           <w:p>
             <w:pPr>
-              <w:spacing w:after="40"/>
+              <w:spacing w:after="40" w:line="264" w:lineRule="auto"/>
             </w:pPr>
             <w:r/>
             <w:r>
               <w:rPr>
                 <w:rFonts w:ascii="微軟正黑體" w:hAnsi="微軟正黑體" w:eastAsia="微軟正黑體"/>
                 <w:b/>
+                <w:color w:val="000000"/>
                 <w:sz w:val="34"/>
               </w:rPr>
-              <w:t>是光變了，不是卡片壞掉？</w:t>
+              <w:t>💡 是光變了，不是卡片壞掉？</w:t>
             </w:r>
           </w:p>
         </w:tc>
         <w:tc>
           <w:tcPr>
             <w:tcW w:type="dxa" w:w="3402"/>
+            <w:vAlign w:val="center"/>
           </w:tcPr>
           <w:p>
             <w:pPr>
-              <w:spacing w:after="40"/>
+              <w:spacing w:after="40" w:line="264" w:lineRule="auto"/>
               <w:jc w:val="center"/>
             </w:pPr>
             <w:r/>
@@ -358,9 +435,10 @@
               <w:rPr>
                 <w:rFonts w:ascii="微軟正黑體" w:hAnsi="微軟正黑體" w:eastAsia="微軟正黑體"/>
                 <w:b w:val="0"/>
+                <w:color w:val="000000"/>
                 <w:sz w:val="44"/>
               </w:rPr>
-              <w:t>👍 / 👎</w:t>
+              <w:t>👍 ／ 👎</w:t>
             </w:r>
           </w:p>
         </w:tc>
@@ -368,20 +446,20 @@
     </w:tbl>
     <w:p>
       <w:pPr>
-        <w:spacing w:after="120" w:before="0" w:line="324" w:lineRule="auto"/>
+        <w:spacing w:after="120" w:before="0" w:line="312" w:lineRule="auto"/>
       </w:pPr>
     </w:p>
     <w:p>
       <w:pPr>
         <w:spacing w:after="80"/>
         <w:pBdr>
-          <w:bottom w:val="single" w:sz="6" w:space="1" w:color="BBBBBB"/>
+          <w:bottom w:val="single" w:sz="6" w:space="1" w:color="CCCCCC"/>
         </w:pBdr>
       </w:pPr>
     </w:p>
     <w:p>
       <w:pPr>
-        <w:spacing w:after="0" w:before="0" w:line="324" w:lineRule="auto"/>
+        <w:spacing w:after="0" w:before="0" w:line="312" w:lineRule="auto"/>
       </w:pPr>
       <w:r>
         <w:rPr>
@@ -390,12 +468,12 @@
           <w:color w:val="666666"/>
           <w:sz w:val="20"/>
         </w:rPr>
-        <w:t>教師紀錄：概念（點頭對不對）____　描寫完成度____　提示層級：獨立／手勢／部分協助　｜ 評的是「點頭對不對」，不是「描得好不好」</w:t>
+        <w:t>教師紀錄：概念（點頭對不對）____　描寫完成度____　提示層級：獨立／手勢／部分協助 ｜ 評的是點頭對不對，不是描得好不好</w:t>
       </w:r>
     </w:p>
     <w:sectPr>
       <w:pgSz w:w="12240" w:h="15840"/>
-      <w:pgMar w:top="737" w:right="907" w:bottom="680" w:left="907" w:header="720" w:footer="720" w:gutter="0"/>
+      <w:pgMar w:top="624" w:right="850" w:bottom="567" w:left="850" w:header="720" w:footer="720" w:gutter="0"/>
       <w:cols w:space="720"/>
       <w:docGrid w:linePitch="360"/>
     </w:sectPr>
